--- a/tfl/tables/T-EFF-03.docx
+++ b/tfl/tables/T-EFF-03.docx
@@ -1896,7 +1896,7 @@
           <w:szCs w:val="14"/>
           <w:color w:val="C0392B"/>
         </w:rPr>
-        <w:t xml:space="preserve">DRAFT — produced 2026-05-16 — synthetic data, NOT for regulatory submission</w:t>
+        <w:t xml:space="preserve">DRAFT — produced 2026-05-17 — synthetic data, NOT for regulatory submission</w:t>
       </w:r>
     </w:p>
     <w:sectPr>

--- a/tfl/tables/T-EFF-03.docx
+++ b/tfl/tables/T-EFF-03.docx
@@ -654,7 +654,7 @@
                 <w:szCs w:val="18"/>
                 <w:color w:val="000000"/>
               </w:rPr>
-              <w:t xml:space="preserve">169 (75.1)</w:t>
+              <w:t xml:space="preserve">178 (79.1)</w:t>
             </w:r>
           </w:p>
         </w:tc>
@@ -709,7 +709,7 @@
                 <w:szCs w:val="18"/>
                 <w:color w:val="000000"/>
               </w:rPr>
-              <w:t xml:space="preserve">199 (88.8)</w:t>
+              <w:t xml:space="preserve">204 (91.1)</w:t>
             </w:r>
           </w:p>
         </w:tc>
@@ -824,7 +824,7 @@
                 <w:szCs w:val="18"/>
                 <w:color w:val="000000"/>
               </w:rPr>
-              <w:t xml:space="preserve">72 (32.0)</w:t>
+              <w:t xml:space="preserve">90 (40.0)</w:t>
             </w:r>
           </w:p>
         </w:tc>
@@ -879,7 +879,7 @@
                 <w:szCs w:val="18"/>
                 <w:color w:val="000000"/>
               </w:rPr>
-              <w:t xml:space="preserve">96 (42.9)</w:t>
+              <w:t xml:space="preserve">113 (50.4)</w:t>
             </w:r>
           </w:p>
         </w:tc>
@@ -994,7 +994,7 @@
                 <w:szCs w:val="18"/>
                 <w:color w:val="000000"/>
               </w:rPr>
-              <w:t xml:space="preserve">97 (43.1)</w:t>
+              <w:t xml:space="preserve">88 (39.1)</w:t>
             </w:r>
           </w:p>
         </w:tc>
@@ -1049,7 +1049,7 @@
                 <w:szCs w:val="18"/>
                 <w:color w:val="000000"/>
               </w:rPr>
-              <w:t xml:space="preserve">104 (46.4)</w:t>
+              <w:t xml:space="preserve">92 (41.1)</w:t>
             </w:r>
           </w:p>
         </w:tc>
@@ -1164,7 +1164,7 @@
                 <w:szCs w:val="18"/>
                 <w:color w:val="000000"/>
               </w:rPr>
-              <w:t xml:space="preserve">56 (24.9)</w:t>
+              <w:t xml:space="preserve">47 (20.9)</w:t>
             </w:r>
           </w:p>
         </w:tc>
@@ -1219,7 +1219,7 @@
                 <w:szCs w:val="18"/>
                 <w:color w:val="000000"/>
               </w:rPr>
-              <w:t xml:space="preserve">25 (11.2)</w:t>
+              <w:t xml:space="preserve">20 (8.9)</w:t>
             </w:r>
           </w:p>
         </w:tc>
@@ -1334,7 +1334,7 @@
                 <w:szCs w:val="18"/>
                 <w:color w:val="000000"/>
               </w:rPr>
-              <w:t xml:space="preserve">13.7 (10.9, 15.1)</w:t>
+              <w:t xml:space="preserve">10.9 (9.5, 13.1)</w:t>
             </w:r>
           </w:p>
         </w:tc>
@@ -1389,7 +1389,7 @@
                 <w:szCs w:val="18"/>
                 <w:color w:val="000000"/>
               </w:rPr>
-              <w:t xml:space="preserve">7.1 (5.6, 8.5)</w:t>
+              <w:t xml:space="preserve">5.6 (5.4, 6.9)</w:t>
             </w:r>
           </w:p>
         </w:tc>
@@ -1504,7 +1504,7 @@
                 <w:szCs w:val="18"/>
                 <w:color w:val="000000"/>
               </w:rPr>
-              <w:t xml:space="preserve">0.504 (0.405, 0.628)</w:t>
+              <w:t xml:space="preserve">0.556 (0.449, 0.690)</w:t>
             </w:r>
           </w:p>
         </w:tc>

--- a/tfl/tables/T-EFF-03.docx
+++ b/tfl/tables/T-EFF-03.docx
@@ -654,7 +654,7 @@
                 <w:szCs w:val="18"/>
                 <w:color w:val="000000"/>
               </w:rPr>
-              <w:t xml:space="preserve">178 (79.1)</w:t>
+              <w:t xml:space="preserve">172 (76.4)</w:t>
             </w:r>
           </w:p>
         </w:tc>
@@ -709,7 +709,7 @@
                 <w:szCs w:val="18"/>
                 <w:color w:val="000000"/>
               </w:rPr>
-              <w:t xml:space="preserve">204 (91.1)</w:t>
+              <w:t xml:space="preserve">200 (89.3)</w:t>
             </w:r>
           </w:p>
         </w:tc>
@@ -824,7 +824,7 @@
                 <w:szCs w:val="18"/>
                 <w:color w:val="000000"/>
               </w:rPr>
-              <w:t xml:space="preserve">90 (40.0)</w:t>
+              <w:t xml:space="preserve">83 (36.9)</w:t>
             </w:r>
           </w:p>
         </w:tc>
@@ -879,7 +879,7 @@
                 <w:szCs w:val="18"/>
                 <w:color w:val="000000"/>
               </w:rPr>
-              <w:t xml:space="preserve">113 (50.4)</w:t>
+              <w:t xml:space="preserve">102 (45.5)</w:t>
             </w:r>
           </w:p>
         </w:tc>
@@ -994,7 +994,7 @@
                 <w:szCs w:val="18"/>
                 <w:color w:val="000000"/>
               </w:rPr>
-              <w:t xml:space="preserve">88 (39.1)</w:t>
+              <w:t xml:space="preserve">89 (39.6)</w:t>
             </w:r>
           </w:p>
         </w:tc>
@@ -1049,7 +1049,7 @@
                 <w:szCs w:val="18"/>
                 <w:color w:val="000000"/>
               </w:rPr>
-              <w:t xml:space="preserve">92 (41.1)</w:t>
+              <w:t xml:space="preserve">99 (44.2)</w:t>
             </w:r>
           </w:p>
         </w:tc>
@@ -1164,7 +1164,7 @@
                 <w:szCs w:val="18"/>
                 <w:color w:val="000000"/>
               </w:rPr>
-              <w:t xml:space="preserve">47 (20.9)</w:t>
+              <w:t xml:space="preserve">53 (23.6)</w:t>
             </w:r>
           </w:p>
         </w:tc>
@@ -1219,7 +1219,7 @@
                 <w:szCs w:val="18"/>
                 <w:color w:val="000000"/>
               </w:rPr>
-              <w:t xml:space="preserve">20 (8.9)</w:t>
+              <w:t xml:space="preserve">24 (10.7)</w:t>
             </w:r>
           </w:p>
         </w:tc>
@@ -1334,7 +1334,7 @@
                 <w:szCs w:val="18"/>
                 <w:color w:val="000000"/>
               </w:rPr>
-              <w:t xml:space="preserve">10.9 (9.5, 13.1)</w:t>
+              <w:t xml:space="preserve">11.0 (9.6, 13.9)</w:t>
             </w:r>
           </w:p>
         </w:tc>
@@ -1389,7 +1389,7 @@
                 <w:szCs w:val="18"/>
                 <w:color w:val="000000"/>
               </w:rPr>
-              <w:t xml:space="preserve">5.6 (5.4, 6.9)</w:t>
+              <w:t xml:space="preserve">6.9 (5.6, 8.2)</w:t>
             </w:r>
           </w:p>
         </w:tc>
@@ -1504,7 +1504,7 @@
                 <w:szCs w:val="18"/>
                 <w:color w:val="000000"/>
               </w:rPr>
-              <w:t xml:space="preserve">0.556 (0.449, 0.690)</w:t>
+              <w:t xml:space="preserve">0.506 (0.405, 0.631)</w:t>
             </w:r>
           </w:p>
         </w:tc>

--- a/tfl/tables/T-EFF-03.docx
+++ b/tfl/tables/T-EFF-03.docx
@@ -1896,7 +1896,7 @@
           <w:szCs w:val="14"/>
           <w:color w:val="C0392B"/>
         </w:rPr>
-        <w:t xml:space="preserve">DRAFT — produced 2026-05-17 — synthetic data, NOT for regulatory submission</w:t>
+        <w:t xml:space="preserve">DRAFT — produced 2026-06-05 — synthetic data, NOT for regulatory submission</w:t>
       </w:r>
     </w:p>
     <w:sectPr>

--- a/tfl/tables/T-EFF-03.docx
+++ b/tfl/tables/T-EFF-03.docx
@@ -1504,7 +1504,7 @@
                 <w:szCs w:val="18"/>
                 <w:color w:val="000000"/>
               </w:rPr>
-              <w:t xml:space="preserve">0.506 (0.405, 0.631)</w:t>
+              <w:t xml:space="preserve">0.506 (0.408, 0.629)</w:t>
             </w:r>
           </w:p>
         </w:tc>
@@ -1896,7 +1896,7 @@
           <w:szCs w:val="14"/>
           <w:color w:val="C0392B"/>
         </w:rPr>
-        <w:t xml:space="preserve">DRAFT — produced 2026-06-05 — synthetic data, NOT for regulatory submission</w:t>
+        <w:t xml:space="preserve">DRAFT — produced 2026-07-19 — synthetic data, NOT for regulatory submission</w:t>
       </w:r>
     </w:p>
     <w:sectPr>
